--- a/documents/14-riverview-fhir-vs-rest-design.docx
+++ b/documents/14-riverview-fhir-vs-rest-design.docx
@@ -9061,7 +9061,7 @@
         <w:pStyle w:val="Heading1"/>
       </w:pPr>
       <w:r>
-        <w:t>Working remainder for RVH-TDD-2020-011</w:t>
+        <w:t>Open work after October 8, 2020</w:t>
       </w:r>
     </w:p>
     <w:p>
@@ -9075,7 +9075,7 @@
           <w:color w:val="222222"/>
           <w:sz w:val="24"/>
         </w:rPr>
-        <w:t>The front of FHIR R4 vs purpose-built REST for year one is the document. This remainder is the leftover a colleague still trips on: named people, named boxes, named tickets, and the work I still owe after October 8, 2020. It is not a second log and it is not a stack of exhibits with the same stub. If a paragraph fights the decision in the front, strike the paragraph.</w:t>
+        <w:t>What follows is leftover work from FHIR R4 vs purpose-built REST for year one: named people, named boxes, named tickets, and the items I still owe. If a paragraph fights the decision in the front of RVH-TDD-2020-011, strike the paragraph.</w:t>
       </w:r>
     </w:p>
     <w:p>
@@ -9229,7 +9229,7 @@
           <w:color w:val="222222"/>
           <w:sz w:val="24"/>
         </w:rPr>
-        <w:t>I will not put staging that is too small to catch the bug on a wiki that drifts. RVH-1744 and this file are the record. If Rahul Deshmukh needs a diagram, they get a permalink, not a photo of a whiteboard. chartline-iface-prod.rvh.internal stays out of the diagram title. If a new engineer asks where the leftover lives, I point here. I do not point at a Slack pin from October 8, 2020. Client Riverview.</w:t>
+        <w:t>I will not put staging that is too small to catch the bug on a wiki that drifts. RVH-1744 and this file are the record. If Rahul Deshmukh needs a diagram, they get a permalink, not a photo of a whiteboard. chartline-iface-prod.rvh.internal stays out of the diagram title. If a new engineer asks where the leftover lives, I point here. I do not point at a Slack pin from October 8, 2020.</w:t>
       </w:r>
     </w:p>
     <w:p>
@@ -11573,7 +11573,7 @@
           <w:color w:val="222222"/>
           <w:sz w:val="24"/>
         </w:rPr>
-        <w:t>People who were absent still get a usable remainder, not a transcript. Kavya Menon gets the decision, the refuse, and the date. They do not get a reconstruction of who raised their voice. If they object, they object on RVH-PRD-2021-006. Client Riverview. Author Aman Kumar.</w:t>
+        <w:t>People who were absent still get a usable remainder, not a transcript. Kavya Menon gets the decision, the refuse, and the date. They do not get a reconstruction of who raised their voice. If they object, they object on RVH-PRD-2021-006.</w:t>
       </w:r>
     </w:p>
     <w:p>
@@ -12618,7 +12618,7 @@
           <w:color w:val="222222"/>
           <w:sz w:val="24"/>
         </w:rPr>
-        <w:t>If you are implementing, keep the rejected alternative dead. If you are on-call, start read-only. If you are Rahul Deshmukh, the ask is unchanged: pick the path in the main body or send it back with a named objection. Sample I would still defend: 3612 rows, 40 minutes, freeze respected. Strike this remainder if it ever fights the decision callout. Author Aman Kumar. Client Riverview.</w:t>
+        <w:t>If you are implementing, keep the rejected alternative dead. If you are on-call, start read-only. If you are Rahul Deshmukh, the ask is unchanged: pick the path in the main body or send it back with a named objection. Sample I would still defend: 3612 rows, 40 minutes, freeze respected. Strike this section if it ever fights the decision callout.</w:t>
       </w:r>
     </w:p>
     <w:p>
@@ -12632,7 +12632,7 @@
           <w:color w:val="222222"/>
           <w:sz w:val="24"/>
         </w:rPr>
-        <w:t>This heading is the reopen rule, not a promise that nothing follows. If we still need words after the bank, they are named leftovers, not another copy of the same stub. raising retries on a poison record is done as a heading when Priya Nair closes RVH-QA-2021-007 or writes a new date.</w:t>
+        <w:t>This heading is the reopen rule. raising retries on a poison record is done when Priya Nair closes RVH-QA-2021-007 or writes a new date.</w:t>
       </w:r>
     </w:p>
     <w:p>
@@ -13784,7 +13784,7 @@
           <w:color w:val="222222"/>
           <w:sz w:val="24"/>
         </w:rPr>
-        <w:t>I am out of new section shapes. What follows is leftover owners and tickets already in this file, written so a colleague can act. I will not invent another exhibit format to fill a page budget.</w:t>
+        <w:t>Owners and tickets still attached to RVH-TDD-2020-011, written so a colleague can act without hunting Slack. Close is a decision, a refuse, or a new date.</w:t>
       </w:r>
     </w:p>
     <w:p>
@@ -13798,7 +13798,7 @@
           <w:color w:val="222222"/>
           <w:sz w:val="24"/>
         </w:rPr>
-        <w:t>RVH-1744 still sits with Rahul Deshmukh. Host chartline-iface-prod.rvh.internal. Due October 19, 2020 unless they write a new date. Close is a decision, a refuse, or that date. I will not accept a status dump. Front-matter number I am not re-arguing: 1744. If this leftover is done, Rahul Deshmukh marks RVH-1744 done. Aman Kumar will not keep a shadow list. Client Riverview.</w:t>
+        <w:t>RVH-1744 still sits with Rahul Deshmukh. Host chartline-iface-prod.rvh.internal. Due October 19, 2020 unless they write a new date. Close is a decision, a refuse, or that date. I will not accept a status dump. Front-matter number I am not re-arguing: 1744. If this leftover is done, Rahul Deshmukh marks RVH-1744 done. Aman Kumar will not keep a shadow list.</w:t>
       </w:r>
     </w:p>
     <w:p>
@@ -13896,7 +13896,7 @@
           <w:color w:val="222222"/>
           <w:sz w:val="24"/>
         </w:rPr>
-        <w:t>Stop leftover: RVH-1744 is not a twin of RVH-PRD-2021-006. Keep one thread. Denise Howell on chartline-iface-stage.rvh.internal. If this paragraph fights the front of RVH-TDD-2020-011, strike it. Due November 2, 2020. Client Riverview.</w:t>
+        <w:t>Stop leftover: RVH-1744 is not a twin of RVH-PRD-2021-006. Keep one thread. Denise Howell on chartline-iface-stage.rvh.internal. If this paragraph fights the front of RVH-TDD-2020-011, strike it. Due November 2, 2020.</w:t>
       </w:r>
     </w:p>
     <w:p>
@@ -13910,7 +13910,7 @@
           <w:color w:val="222222"/>
           <w:sz w:val="24"/>
         </w:rPr>
-        <w:t>RVH-PRD-2021-006 still sits with Gita Raman. Host rvh.internal. Due November 4, 2020 unless they write a new date. Close is a decision, a refuse, or that date. I will not accept a status dump. Front-matter number I am not re-arguing: 5.1. If this leftover is done, Gita Raman marks RVH-PRD-2021-006 done. Aman Kumar will not keep a shadow list. Client Riverview.</w:t>
+        <w:t>RVH-PRD-2021-006 still sits with Gita Raman. Host rvh.internal. Due November 4, 2020 unless they write a new date. Close is a decision, a refuse, or that date. I will not accept a status dump. Front-matter number I am not re-arguing: 5.1. If this leftover is done, Gita Raman marks RVH-PRD-2021-006 done. Aman Kumar will not keep a shadow list.</w:t>
       </w:r>
     </w:p>
     <w:p>
